--- a/klagomål/A 61099-2024 FSC-klagomål.docx
+++ b/klagomål/A 61099-2024 FSC-klagomål.docx
@@ -664,7 +664,7 @@
     <w:r>
       <w:tab/>
       <w:tab/>
-      <w:t>2024-12-20</w:t>
+      <w:t>2024-12-22</w:t>
       <w:br/>
       <w:br/>
     </w:r>

--- a/klagomål/A 61099-2024 FSC-klagomål.docx
+++ b/klagomål/A 61099-2024 FSC-klagomål.docx
@@ -664,7 +664,7 @@
     <w:r>
       <w:tab/>
       <w:tab/>
-      <w:t>2024-12-22</w:t>
+      <w:t>2024-12-23</w:t>
       <w:br/>
       <w:br/>
     </w:r>

--- a/klagomål/A 61099-2024 FSC-klagomål.docx
+++ b/klagomål/A 61099-2024 FSC-klagomål.docx
@@ -664,7 +664,7 @@
     <w:r>
       <w:tab/>
       <w:tab/>
-      <w:t>2024-12-23</w:t>
+      <w:t>2024-12-24</w:t>
       <w:br/>
       <w:br/>
     </w:r>

--- a/klagomål/A 61099-2024 FSC-klagomål.docx
+++ b/klagomål/A 61099-2024 FSC-klagomål.docx
@@ -664,7 +664,7 @@
     <w:r>
       <w:tab/>
       <w:tab/>
-      <w:t>2024-12-31</w:t>
+      <w:t>2025-01-01</w:t>
       <w:br/>
       <w:br/>
     </w:r>

--- a/klagomål/A 61099-2024 FSC-klagomål.docx
+++ b/klagomål/A 61099-2024 FSC-klagomål.docx
@@ -664,7 +664,7 @@
     <w:r>
       <w:tab/>
       <w:tab/>
-      <w:t>2025-01-01</w:t>
+      <w:t>2025-01-02</w:t>
       <w:br/>
       <w:br/>
     </w:r>

--- a/klagomål/A 61099-2024 FSC-klagomål.docx
+++ b/klagomål/A 61099-2024 FSC-klagomål.docx
@@ -664,7 +664,7 @@
     <w:r>
       <w:tab/>
       <w:tab/>
-      <w:t>2025-01-02</w:t>
+      <w:t>2025-01-03</w:t>
       <w:br/>
       <w:br/>
     </w:r>
